--- a/GGP-Geschiechte/Kalter Krieg.docx
+++ b/GGP-Geschiechte/Kalter Krieg.docx
@@ -100,24 +100,91 @@
       <w:pPr>
         <w:rPr>
           <w:rFonts w:ascii="OpenDyslexic 3" w:hAnsi="OpenDyslexic 3"/>
-          <w:lang w:val="de-AT"/>
-        </w:rPr>
-      </w:pPr>
-      <w:r>
-        <w:rPr>
-          <w:rFonts w:ascii="OpenDyslexic 3" w:hAnsi="OpenDyslexic 3"/>
           <w:b/>
           <w:bCs/>
           <w:u w:val="single"/>
           <w:lang w:val="de-AT"/>
         </w:rPr>
-        <w:t>Zeitraum</w:t>
-      </w:r>
-      <w:r>
+      </w:pPr>
+    </w:p>
+    <w:p>
+      <w:pPr>
         <w:rPr>
           <w:rFonts w:ascii="OpenDyslexic 3" w:hAnsi="OpenDyslexic 3"/>
           <w:b/>
           <w:bCs/>
+          <w:u w:val="single"/>
+          <w:lang w:val="de-AT"/>
+        </w:rPr>
+      </w:pPr>
+    </w:p>
+    <w:p>
+      <w:pPr>
+        <w:rPr>
+          <w:rFonts w:ascii="OpenDyslexic 3" w:hAnsi="OpenDyslexic 3"/>
+          <w:b/>
+          <w:bCs/>
+          <w:u w:val="single"/>
+          <w:lang w:val="de-AT"/>
+        </w:rPr>
+      </w:pPr>
+    </w:p>
+    <w:p>
+      <w:pPr>
+        <w:rPr>
+          <w:rFonts w:ascii="OpenDyslexic 3" w:hAnsi="OpenDyslexic 3"/>
+          <w:b/>
+          <w:bCs/>
+          <w:u w:val="single"/>
+          <w:lang w:val="de-AT"/>
+        </w:rPr>
+      </w:pPr>
+    </w:p>
+    <w:p>
+      <w:pPr>
+        <w:rPr>
+          <w:rFonts w:ascii="OpenDyslexic 3" w:hAnsi="OpenDyslexic 3"/>
+          <w:b/>
+          <w:bCs/>
+          <w:u w:val="single"/>
+          <w:lang w:val="de-AT"/>
+        </w:rPr>
+      </w:pPr>
+    </w:p>
+    <w:p>
+      <w:pPr>
+        <w:rPr>
+          <w:rFonts w:ascii="OpenDyslexic 3" w:hAnsi="OpenDyslexic 3"/>
+          <w:b/>
+          <w:bCs/>
+          <w:u w:val="single"/>
+          <w:lang w:val="de-AT"/>
+        </w:rPr>
+      </w:pPr>
+    </w:p>
+    <w:p>
+      <w:pPr>
+        <w:rPr>
+          <w:rFonts w:ascii="OpenDyslexic 3" w:hAnsi="OpenDyslexic 3"/>
+          <w:lang w:val="de-AT"/>
+        </w:rPr>
+      </w:pPr>
+      <w:r>
+        <w:rPr>
+          <w:rFonts w:ascii="OpenDyslexic 3" w:hAnsi="OpenDyslexic 3"/>
+          <w:b/>
+          <w:bCs/>
+          <w:u w:val="single"/>
+          <w:lang w:val="de-AT"/>
+        </w:rPr>
+        <w:lastRenderedPageBreak/>
+        <w:t>Zeitraum</w:t>
+      </w:r>
+      <w:r>
+        <w:rPr>
+          <w:rFonts w:ascii="OpenDyslexic 3" w:hAnsi="OpenDyslexic 3"/>
+          <w:b/>
+          <w:bCs/>
           <w:lang w:val="de-AT"/>
         </w:rPr>
         <w:t>:</w:t>
@@ -127,16 +194,57 @@
           <w:rFonts w:ascii="OpenDyslexic 3" w:hAnsi="OpenDyslexic 3"/>
           <w:lang w:val="de-AT"/>
         </w:rPr>
-        <w:t xml:space="preserve"> ca. 1947–1991 (Ende mit Auflösung der UdSSR, Dez. 1991)</w:t>
-      </w:r>
-    </w:p>
-    <w:p>
-      <w:pPr>
-        <w:rPr>
-          <w:rFonts w:ascii="OpenDyslexic 3" w:hAnsi="OpenDyslexic 3"/>
-          <w:lang w:val="de-AT"/>
-        </w:rPr>
-      </w:pPr>
+        <w:t xml:space="preserve"> ca. 1947–1991 (Ende mit Auflösung der USSR, Dez. 1991)</w:t>
+      </w:r>
+    </w:p>
+    <w:p>
+      <w:pPr>
+        <w:rPr>
+          <w:rFonts w:ascii="OpenDyslexic 3" w:hAnsi="OpenDyslexic 3"/>
+          <w:lang w:val="de-AT"/>
+        </w:rPr>
+      </w:pPr>
+      <w:r>
+        <w:rPr>
+          <w:rFonts w:ascii="OpenDyslexic 3" w:hAnsi="OpenDyslexic 3"/>
+          <w:lang w:val="de-AT"/>
+        </w:rPr>
+        <w:drawing>
+          <wp:inline distT="0" distB="0" distL="0" distR="0" wp14:anchorId="66A7181F" wp14:editId="2D034BC3">
+            <wp:extent cx="5731510" cy="4131310"/>
+            <wp:effectExtent l="0" t="0" r="2540" b="2540"/>
+            <wp:docPr id="335721449" name="Picture 1"/>
+            <wp:cNvGraphicFramePr>
+              <a:graphicFrameLocks xmlns:a="http://schemas.openxmlformats.org/drawingml/2006/main" noChangeAspect="1"/>
+            </wp:cNvGraphicFramePr>
+            <a:graphic xmlns:a="http://schemas.openxmlformats.org/drawingml/2006/main">
+              <a:graphicData uri="http://schemas.openxmlformats.org/drawingml/2006/picture">
+                <pic:pic xmlns:pic="http://schemas.openxmlformats.org/drawingml/2006/picture">
+                  <pic:nvPicPr>
+                    <pic:cNvPr id="335721449" name=""/>
+                    <pic:cNvPicPr/>
+                  </pic:nvPicPr>
+                  <pic:blipFill>
+                    <a:blip r:embed="rId5"/>
+                    <a:stretch>
+                      <a:fillRect/>
+                    </a:stretch>
+                  </pic:blipFill>
+                  <pic:spPr>
+                    <a:xfrm>
+                      <a:off x="0" y="0"/>
+                      <a:ext cx="5731510" cy="4131310"/>
+                    </a:xfrm>
+                    <a:prstGeom prst="rect">
+                      <a:avLst/>
+                    </a:prstGeom>
+                  </pic:spPr>
+                </pic:pic>
+              </a:graphicData>
+            </a:graphic>
+          </wp:inline>
+        </w:drawing>
+      </w:r>
     </w:p>
     <w:p>
       <w:pPr>
@@ -151,15 +259,7 @@
           <w:u w:val="single"/>
           <w:lang w:val="de-AT"/>
         </w:rPr>
-        <w:t>Politisches + Wirtschaftliches System der USA</w:t>
-      </w:r>
-      <w:r>
-        <w:rPr>
-          <w:rFonts w:ascii="OpenDyslexic 3" w:hAnsi="OpenDyslexic 3"/>
-          <w:u w:val="single"/>
-          <w:lang w:val="de-AT"/>
-        </w:rPr>
-        <w:t>:</w:t>
+        <w:t>Politisches + Wirtschaftliches System der USA:</w:t>
       </w:r>
       <w:r>
         <w:rPr>
@@ -206,7 +306,7 @@
           <w:rFonts w:ascii="OpenDyslexic 3" w:hAnsi="OpenDyslexic 3"/>
           <w:lang w:val="de-AT"/>
         </w:rPr>
-        <w:t xml:space="preserve">UdSSR: </w:t>
+        <w:t xml:space="preserve">USSR: </w:t>
       </w:r>
       <w:proofErr w:type="spellStart"/>
       <w:r>
@@ -222,35 +322,7 @@
           <w:rFonts w:ascii="OpenDyslexic 3" w:hAnsi="OpenDyslexic 3"/>
           <w:lang w:val="de-AT"/>
         </w:rPr>
-        <w:t xml:space="preserve"> (KPdSU),</w:t>
-      </w:r>
-      <w:r>
-        <w:rPr>
-          <w:rFonts w:ascii="OpenDyslexic 3" w:hAnsi="OpenDyslexic 3"/>
-          <w:lang w:val="de-AT"/>
-        </w:rPr>
-        <w:t xml:space="preserve"> </w:t>
-      </w:r>
-      <w:r>
-        <w:rPr>
-          <w:rFonts w:ascii="OpenDyslexic 3" w:hAnsi="OpenDyslexic 3"/>
-          <w:lang w:val="de-AT"/>
-        </w:rPr>
-        <w:t>Kommunismus</w:t>
-      </w:r>
-      <w:r>
-        <w:rPr>
-          <w:rFonts w:ascii="OpenDyslexic 3" w:hAnsi="OpenDyslexic 3"/>
-          <w:lang w:val="de-AT"/>
-        </w:rPr>
-        <w:t xml:space="preserve"> </w:t>
-      </w:r>
-      <w:r>
-        <w:rPr>
-          <w:rFonts w:ascii="OpenDyslexic 3" w:hAnsi="OpenDyslexic 3"/>
-          <w:lang w:val="de-AT"/>
-        </w:rPr>
-        <w:t>/Planwirtschaft</w:t>
+        <w:t xml:space="preserve"> (KPdSU), Kommunismus /Planwirtschaft</w:t>
       </w:r>
     </w:p>
     <w:p>
@@ -277,22 +349,7 @@
           <w:u w:val="single"/>
           <w:lang w:val="de-AT"/>
         </w:rPr>
-        <w:lastRenderedPageBreak/>
-        <w:t>UdSSR – 15 Sowjetrepubliken:</w:t>
-      </w:r>
-      <w:r>
-        <w:rPr>
-          <w:rFonts w:ascii="OpenDyslexic 3" w:hAnsi="OpenDyslexic 3"/>
-          <w:lang w:val="de-AT"/>
-        </w:rPr>
-        <w:t xml:space="preserve"> Russland, Ukraine, Belarus, Estland, Lettland, Litauen, Moldau, Georgien, Armenien, Aserbaidschan, Kasachstan, Usbekistan, Turkmenistan, Kirgisistan, Tadschikistan</w:t>
-      </w:r>
-      <w:r>
-        <w:rPr>
-          <w:rFonts w:ascii="OpenDyslexic 3" w:hAnsi="OpenDyslexic 3"/>
-          <w:lang w:val="de-AT"/>
-        </w:rPr>
-        <w:br/>
+        <w:t xml:space="preserve">UdSSR – 15 </w:t>
       </w:r>
       <w:r>
         <w:rPr>
@@ -302,34 +359,9 @@
           <w:u w:val="single"/>
           <w:lang w:val="de-AT"/>
         </w:rPr>
-        <w:t>Rechtsnachfolger:</w:t>
-      </w:r>
-      <w:r>
-        <w:rPr>
-          <w:rFonts w:ascii="OpenDyslexic 3" w:hAnsi="OpenDyslexic 3"/>
-          <w:u w:val="single"/>
-          <w:lang w:val="de-AT"/>
-        </w:rPr>
-        <w:t xml:space="preserve"> </w:t>
-      </w:r>
-      <w:r>
-        <w:rPr>
-          <w:rFonts w:ascii="OpenDyslexic 3" w:hAnsi="OpenDyslexic 3"/>
-          <w:lang w:val="de-AT"/>
-        </w:rPr>
-        <w:t>Russland (u. a. UNO-Sicherheitsratssitz, Atomwaffen)</w:t>
-      </w:r>
-    </w:p>
-    <w:p>
-      <w:pPr>
-        <w:rPr>
-          <w:rFonts w:ascii="OpenDyslexic 3" w:hAnsi="OpenDyslexic 3"/>
-          <w:lang w:val="de-AT"/>
-        </w:rPr>
-      </w:pPr>
-    </w:p>
-    <w:p>
-      <w:pPr>
+        <w:t>Sowjetrepubliken</w:t>
+      </w:r>
+      <w:r>
         <w:rPr>
           <w:rFonts w:ascii="OpenDyslexic 3" w:hAnsi="OpenDyslexic 3"/>
           <w:b/>
@@ -337,7 +369,22 @@
           <w:u w:val="single"/>
           <w:lang w:val="de-AT"/>
         </w:rPr>
-      </w:pPr>
+        <w:t>:</w:t>
+      </w:r>
+      <w:r>
+        <w:rPr>
+          <w:rFonts w:ascii="OpenDyslexic 3" w:hAnsi="OpenDyslexic 3"/>
+          <w:lang w:val="de-AT"/>
+        </w:rPr>
+        <w:t xml:space="preserve"> Russland, Ukraine, Belarus, Estland, Lettland, Litauen, Moldau, Georgien, Armenien, Aserbaidschan, Kasachstan, Usbekistan, Turkmenistan, Kirgisistan, Tadschikistan</w:t>
+      </w:r>
+      <w:r>
+        <w:rPr>
+          <w:rFonts w:ascii="OpenDyslexic 3" w:hAnsi="OpenDyslexic 3"/>
+          <w:lang w:val="de-AT"/>
+        </w:rPr>
+        <w:br/>
+      </w:r>
       <w:r>
         <w:rPr>
           <w:rFonts w:ascii="OpenDyslexic 3" w:hAnsi="OpenDyslexic 3"/>
@@ -346,9 +393,35 @@
           <w:u w:val="single"/>
           <w:lang w:val="de-AT"/>
         </w:rPr>
-        <w:t>Allgemeine Merkmale</w:t>
-      </w:r>
-      <w:r>
+        <w:lastRenderedPageBreak/>
+        <w:t>Rechtsnachfolger:</w:t>
+      </w:r>
+      <w:r>
+        <w:rPr>
+          <w:rFonts w:ascii="OpenDyslexic 3" w:hAnsi="OpenDyslexic 3"/>
+          <w:u w:val="single"/>
+          <w:lang w:val="de-AT"/>
+        </w:rPr>
+        <w:t xml:space="preserve"> </w:t>
+      </w:r>
+      <w:r>
+        <w:rPr>
+          <w:rFonts w:ascii="OpenDyslexic 3" w:hAnsi="OpenDyslexic 3"/>
+          <w:lang w:val="de-AT"/>
+        </w:rPr>
+        <w:t>Russland (u. a. UNO-Sicherheitsratssitz, Atomwaffen)</w:t>
+      </w:r>
+    </w:p>
+    <w:p>
+      <w:pPr>
+        <w:rPr>
+          <w:rFonts w:ascii="OpenDyslexic 3" w:hAnsi="OpenDyslexic 3"/>
+          <w:lang w:val="de-AT"/>
+        </w:rPr>
+      </w:pPr>
+    </w:p>
+    <w:p>
+      <w:pPr>
         <w:rPr>
           <w:rFonts w:ascii="OpenDyslexic 3" w:hAnsi="OpenDyslexic 3"/>
           <w:b/>
@@ -356,7 +429,16 @@
           <w:u w:val="single"/>
           <w:lang w:val="de-AT"/>
         </w:rPr>
-        <w:t>:</w:t>
+      </w:pPr>
+      <w:r>
+        <w:rPr>
+          <w:rFonts w:ascii="OpenDyslexic 3" w:hAnsi="OpenDyslexic 3"/>
+          <w:b/>
+          <w:bCs/>
+          <w:u w:val="single"/>
+          <w:lang w:val="de-AT"/>
+        </w:rPr>
+        <w:t>Allgemeine Merkmale:</w:t>
       </w:r>
     </w:p>
     <w:p>
@@ -496,8 +578,58 @@
           <w:u w:val="single"/>
           <w:lang w:val="de-AT"/>
         </w:rPr>
-        <w:t>Eiserner Vorhang</w:t>
-      </w:r>
+        <w:t>Eiserner Vorhang:</w:t>
+      </w:r>
+      <w:r>
+        <w:rPr>
+          <w:rFonts w:ascii="OpenDyslexic 3" w:hAnsi="OpenDyslexic 3"/>
+          <w:lang w:val="de-AT"/>
+        </w:rPr>
+        <w:br/>
+        <w:t>Grenze zwischen West- und Osteuropa, von der Ostsee bis zur Adria.</w:t>
+      </w:r>
+      <w:r>
+        <w:rPr>
+          <w:rFonts w:ascii="OpenDyslexic 3" w:hAnsi="OpenDyslexic 3"/>
+          <w:lang w:val="de-AT"/>
+        </w:rPr>
+        <w:tab/>
+        <w:t>Symbol: Berliner Mauer (1961–1989).</w:t>
+      </w:r>
+    </w:p>
+    <w:p>
+      <w:pPr>
+        <w:rPr>
+          <w:rFonts w:ascii="OpenDyslexic 3" w:hAnsi="OpenDyslexic 3"/>
+          <w:color w:val="FF0000"/>
+          <w:lang w:val="de-AT"/>
+        </w:rPr>
+      </w:pPr>
+      <w:r>
+        <w:rPr>
+          <w:rFonts w:ascii="OpenDyslexic 3" w:hAnsi="OpenDyslexic 3"/>
+          <w:color w:val="FF0000"/>
+          <w:lang w:val="de-AT"/>
+        </w:rPr>
+        <w:t>KARTE EINFÜGEN</w:t>
+      </w:r>
+    </w:p>
+    <w:p>
+      <w:pPr>
+        <w:rPr>
+          <w:rFonts w:ascii="OpenDyslexic 3" w:hAnsi="OpenDyslexic 3"/>
+          <w:lang w:val="de-AT"/>
+        </w:rPr>
+      </w:pPr>
+    </w:p>
+    <w:p>
+      <w:pPr>
+        <w:rPr>
+          <w:rFonts w:ascii="OpenDyslexic 3" w:hAnsi="OpenDyslexic 3"/>
+          <w:u w:val="single"/>
+          <w:lang w:val="de-AT"/>
+        </w:rPr>
+      </w:pPr>
       <w:r>
         <w:rPr>
           <w:rFonts w:ascii="OpenDyslexic 3" w:hAnsi="OpenDyslexic 3"/>
@@ -506,82 +638,7 @@
           <w:u w:val="single"/>
           <w:lang w:val="de-AT"/>
         </w:rPr>
-        <w:t>:</w:t>
-      </w:r>
-      <w:r>
-        <w:rPr>
-          <w:rFonts w:ascii="OpenDyslexic 3" w:hAnsi="OpenDyslexic 3"/>
-          <w:lang w:val="de-AT"/>
-        </w:rPr>
-        <w:br/>
-        <w:t>Grenze zwischen West- und Osteuropa, von der Ostsee bis zur Adria</w:t>
-      </w:r>
-      <w:r>
-        <w:rPr>
-          <w:rFonts w:ascii="OpenDyslexic 3" w:hAnsi="OpenDyslexic 3"/>
-          <w:lang w:val="de-AT"/>
-        </w:rPr>
-        <w:t>.</w:t>
-      </w:r>
-      <w:r>
-        <w:rPr>
-          <w:rFonts w:ascii="OpenDyslexic 3" w:hAnsi="OpenDyslexic 3"/>
-          <w:lang w:val="de-AT"/>
-        </w:rPr>
-        <w:tab/>
-      </w:r>
-      <w:r>
-        <w:rPr>
-          <w:rFonts w:ascii="OpenDyslexic 3" w:hAnsi="OpenDyslexic 3"/>
-          <w:lang w:val="de-AT"/>
-        </w:rPr>
-        <w:t>Symbol: Berliner Mauer (1961–1989).</w:t>
-      </w:r>
-    </w:p>
-    <w:p>
-      <w:pPr>
-        <w:rPr>
-          <w:rFonts w:ascii="OpenDyslexic 3" w:hAnsi="OpenDyslexic 3"/>
-          <w:lang w:val="de-AT"/>
-        </w:rPr>
-      </w:pPr>
-    </w:p>
-    <w:p>
-      <w:pPr>
-        <w:rPr>
-          <w:rFonts w:ascii="OpenDyslexic 3" w:hAnsi="OpenDyslexic 3"/>
-          <w:lang w:val="de-AT"/>
-        </w:rPr>
-      </w:pPr>
-    </w:p>
-    <w:p>
-      <w:pPr>
-        <w:rPr>
-          <w:rFonts w:ascii="OpenDyslexic 3" w:hAnsi="OpenDyslexic 3"/>
-          <w:u w:val="single"/>
-          <w:lang w:val="de-AT"/>
-        </w:rPr>
-      </w:pPr>
-      <w:r>
-        <w:rPr>
-          <w:rFonts w:ascii="OpenDyslexic 3" w:hAnsi="OpenDyslexic 3"/>
-          <w:b/>
-          <w:bCs/>
-          <w:u w:val="single"/>
-          <w:lang w:val="de-AT"/>
-        </w:rPr>
-        <w:lastRenderedPageBreak/>
-        <w:t>Militärbündnisse</w:t>
-      </w:r>
-      <w:r>
-        <w:rPr>
-          <w:rFonts w:ascii="OpenDyslexic 3" w:hAnsi="OpenDyslexic 3"/>
-          <w:b/>
-          <w:bCs/>
-          <w:u w:val="single"/>
-          <w:lang w:val="de-AT"/>
-        </w:rPr>
-        <w:t>:</w:t>
+        <w:t>Militärbündnisse:</w:t>
       </w:r>
     </w:p>
     <w:p>
@@ -670,7 +727,7 @@
           <w:rFonts w:ascii="OpenDyslexic 3" w:hAnsi="OpenDyslexic 3"/>
           <w:lang w:val="de-AT"/>
         </w:rPr>
-        <w:t>Kubanische Revolution (1959): Fidel Castro stürzt Batista, Kuba wird kommunistisch und nähert sich der UdSSR an</w:t>
+        <w:t>Kubanische Revolution (1959): Fidel Castro stürzt Batista, Kuba wird kommunistisch und nähert sich der USSR an</w:t>
       </w:r>
     </w:p>
     <w:p>
@@ -710,21 +767,7 @@
           <w:rFonts w:ascii="OpenDyslexic 3" w:hAnsi="OpenDyslexic 3"/>
           <w:lang w:val="de-AT"/>
         </w:rPr>
-        <w:t>US-Reaktion: Seeblockade</w:t>
-      </w:r>
-      <w:r>
-        <w:rPr>
-          <w:rFonts w:ascii="OpenDyslexic 3" w:hAnsi="OpenDyslexic 3"/>
-          <w:lang w:val="de-AT"/>
-        </w:rPr>
-        <w:t xml:space="preserve"> </w:t>
-      </w:r>
-      <w:r>
-        <w:rPr>
-          <w:rFonts w:ascii="OpenDyslexic 3" w:hAnsi="OpenDyslexic 3"/>
-          <w:lang w:val="de-AT"/>
-        </w:rPr>
-        <w:t>durch Kennedy</w:t>
+        <w:t>US-Reaktion: Seeblockade durch Kennedy</w:t>
       </w:r>
     </w:p>
     <w:p>
@@ -744,14 +787,7 @@
           <w:rFonts w:ascii="OpenDyslexic 3" w:hAnsi="OpenDyslexic 3"/>
           <w:lang w:val="de-AT"/>
         </w:rPr>
-        <w:t xml:space="preserve">Karikatur: </w:t>
-      </w:r>
-      <w:r>
-        <w:rPr>
-          <w:rFonts w:ascii="OpenDyslexic 3" w:hAnsi="OpenDyslexic 3"/>
-          <w:lang w:val="de-AT"/>
-        </w:rPr>
-        <w:t>Welt am Rand des Atomkriegs</w:t>
+        <w:t>Karikatur: Welt am Rand des Atomkriegs</w:t>
       </w:r>
     </w:p>
     <w:p>
@@ -791,7 +827,7 @@
           <w:rFonts w:ascii="OpenDyslexic 3" w:hAnsi="OpenDyslexic 3"/>
           <w:lang w:val="de-AT"/>
         </w:rPr>
-        <w:t xml:space="preserve">UdSSR zieht Raketen ab, </w:t>
+        <w:t xml:space="preserve">USSR zieht Raketen ab, </w:t>
       </w:r>
     </w:p>
     <w:p>
@@ -811,21 +847,7 @@
           <w:rFonts w:ascii="OpenDyslexic 3" w:hAnsi="OpenDyslexic 3"/>
           <w:lang w:val="de-AT"/>
         </w:rPr>
-        <w:t>USA versprechen, Kuba nicht anzugreifen und ziehen</w:t>
-      </w:r>
-      <w:r>
-        <w:rPr>
-          <w:rFonts w:ascii="OpenDyslexic 3" w:hAnsi="OpenDyslexic 3"/>
-          <w:lang w:val="de-AT"/>
-        </w:rPr>
-        <w:t xml:space="preserve"> </w:t>
-      </w:r>
-      <w:r>
-        <w:rPr>
-          <w:rFonts w:ascii="OpenDyslexic 3" w:hAnsi="OpenDyslexic 3"/>
-          <w:lang w:val="de-AT"/>
-        </w:rPr>
-        <w:t>Raketen aus der Türkei ab</w:t>
+        <w:t>USA versprechen, Kuba nicht anzugreifen und ziehen Raketen aus der Türkei ab</w:t>
       </w:r>
     </w:p>
     <w:p>
@@ -856,17 +878,7 @@
           <w:u w:val="single"/>
           <w:lang w:val="de-AT"/>
         </w:rPr>
-        <w:t>Atomwaffensperrvertrag (1968, in Kraft 1970)</w:t>
-      </w:r>
-      <w:r>
-        <w:rPr>
-          <w:rFonts w:ascii="OpenDyslexic 3" w:hAnsi="OpenDyslexic 3"/>
-          <w:b/>
-          <w:bCs/>
-          <w:u w:val="single"/>
-          <w:lang w:val="de-AT"/>
-        </w:rPr>
-        <w:t>:</w:t>
+        <w:t>Atomwaffensperrvertrag (1968, in Kraft 1970):</w:t>
       </w:r>
     </w:p>
     <w:p>
@@ -955,6 +967,7 @@
           <w:u w:val="single"/>
           <w:lang w:val="de-AT"/>
         </w:rPr>
+        <w:lastRenderedPageBreak/>
         <w:t>weltweite Statistik der Atomsprengköpfe</w:t>
       </w:r>
       <w:r>
@@ -967,6 +980,7 @@
       <w:r>
         <w:rPr>
           <w:rFonts w:ascii="OpenDyslexic 3" w:hAnsi="OpenDyslexic 3"/>
+          <w:noProof/>
           <w:lang w:val="de-AT"/>
         </w:rPr>
         <w:drawing>
@@ -985,7 +999,7 @@
                     <pic:cNvPicPr/>
                   </pic:nvPicPr>
                   <pic:blipFill>
-                    <a:blip r:embed="rId5"/>
+                    <a:blip r:embed="rId6"/>
                     <a:stretch>
                       <a:fillRect/>
                     </a:stretch>
@@ -1005,6 +1019,107 @@
           </wp:inline>
         </w:drawing>
       </w:r>
+    </w:p>
+    <w:p>
+      <w:pPr>
+        <w:ind w:left="360"/>
+        <w:rPr>
+          <w:rFonts w:ascii="OpenDyslexic 3" w:hAnsi="OpenDyslexic 3"/>
+          <w:lang w:val="de-AT"/>
+        </w:rPr>
+      </w:pPr>
+    </w:p>
+    <w:p>
+      <w:pPr>
+        <w:ind w:left="360"/>
+        <w:rPr>
+          <w:rFonts w:ascii="OpenDyslexic 3" w:hAnsi="OpenDyslexic 3"/>
+          <w:lang w:val="de-AT"/>
+        </w:rPr>
+      </w:pPr>
+      <w:r>
+        <w:rPr>
+          <w:noProof/>
+        </w:rPr>
+        <w:drawing>
+          <wp:anchor distT="0" distB="0" distL="114300" distR="114300" simplePos="0" relativeHeight="251658240" behindDoc="0" locked="0" layoutInCell="1" allowOverlap="1" wp14:anchorId="1273FE6C" wp14:editId="540C9F75">
+            <wp:simplePos x="0" y="0"/>
+            <wp:positionH relativeFrom="column">
+              <wp:posOffset>1327150</wp:posOffset>
+            </wp:positionH>
+            <wp:positionV relativeFrom="paragraph">
+              <wp:posOffset>426085</wp:posOffset>
+            </wp:positionV>
+            <wp:extent cx="3570710" cy="4723130"/>
+            <wp:effectExtent l="0" t="0" r="0" b="1270"/>
+            <wp:wrapNone/>
+            <wp:docPr id="1886126049" name="Picture 1" descr="r/MapPorn - Nato's Eastward Expansion [452x598]"/>
+            <wp:cNvGraphicFramePr>
+              <a:graphicFrameLocks xmlns:a="http://schemas.openxmlformats.org/drawingml/2006/main" noChangeAspect="1"/>
+            </wp:cNvGraphicFramePr>
+            <a:graphic xmlns:a="http://schemas.openxmlformats.org/drawingml/2006/main">
+              <a:graphicData uri="http://schemas.openxmlformats.org/drawingml/2006/picture">
+                <pic:pic xmlns:pic="http://schemas.openxmlformats.org/drawingml/2006/picture">
+                  <pic:nvPicPr>
+                    <pic:cNvPr id="0" name="post-image" descr="r/MapPorn - Nato's Eastward Expansion [452x598]"/>
+                    <pic:cNvPicPr>
+                      <a:picLocks noChangeAspect="1" noChangeArrowheads="1"/>
+                    </pic:cNvPicPr>
+                  </pic:nvPicPr>
+                  <pic:blipFill>
+                    <a:blip r:embed="rId7">
+                      <a:extLst>
+                        <a:ext uri="{28A0092B-C50C-407E-A947-70E740481C1C}">
+                          <a14:useLocalDpi xmlns:a14="http://schemas.microsoft.com/office/drawing/2010/main" val="0"/>
+                        </a:ext>
+                      </a:extLst>
+                    </a:blip>
+                    <a:srcRect/>
+                    <a:stretch>
+                      <a:fillRect/>
+                    </a:stretch>
+                  </pic:blipFill>
+                  <pic:spPr bwMode="auto">
+                    <a:xfrm>
+                      <a:off x="0" y="0"/>
+                      <a:ext cx="3570710" cy="4723130"/>
+                    </a:xfrm>
+                    <a:prstGeom prst="rect">
+                      <a:avLst/>
+                    </a:prstGeom>
+                    <a:noFill/>
+                    <a:ln>
+                      <a:noFill/>
+                    </a:ln>
+                  </pic:spPr>
+                </pic:pic>
+              </a:graphicData>
+            </a:graphic>
+            <wp14:sizeRelH relativeFrom="margin">
+              <wp14:pctWidth>0</wp14:pctWidth>
+            </wp14:sizeRelH>
+            <wp14:sizeRelV relativeFrom="margin">
+              <wp14:pctHeight>0</wp14:pctHeight>
+            </wp14:sizeRelV>
+          </wp:anchor>
+        </w:drawing>
+      </w:r>
+      <w:r>
+        <w:rPr>
+          <w:rFonts w:ascii="OpenDyslexic 3" w:hAnsi="OpenDyslexic 3"/>
+          <w:lang w:val="de-AT"/>
+        </w:rPr>
+        <w:t>NATO-Osterweiterung:</w:t>
+      </w:r>
+    </w:p>
+    <w:p>
+      <w:pPr>
+        <w:ind w:left="360"/>
+        <w:rPr>
+          <w:rFonts w:ascii="OpenDyslexic 3" w:hAnsi="OpenDyslexic 3"/>
+          <w:lang w:val="de-AT"/>
+        </w:rPr>
+      </w:pPr>
     </w:p>
     <w:sectPr>
       <w:pgSz w:w="11906" w:h="16838"/>
@@ -1891,6 +2006,7 @@
   <w:style w:type="character" w:default="1" w:styleId="DefaultParagraphFont">
     <w:name w:val="Default Paragraph Font"/>
     <w:uiPriority w:val="1"/>
+    <w:semiHidden/>
     <w:unhideWhenUsed/>
   </w:style>
   <w:style w:type="table" w:default="1" w:styleId="TableNormal">
